--- a/a7/build/out/u3/A7 3.T1 Exponent Laws with Variable Bases - Lesson Plan.docx
+++ b/a7/build/out/u3/A7 3.T1 Exponent Laws with Variable Bases - Lesson Plan.docx
@@ -1642,7 +1642,7 @@
                 <w:color w:val="1A1A1A"/>
                 <w:sz w:val="19"/>
               </w:rPr>
-              <w:t>Post the target; say the 'today' line and nothing else yet.</w:t>
+              <w:t>Post the target; say the one line the Teacher's Edition gives for it, and nothing else yet.</w:t>
             </w:r>
           </w:p>
         </w:tc>

--- a/a7/build/out/u3/A7 3.T1 Exponent Laws with Variable Bases - Lesson Plan.docx
+++ b/a7/build/out/u3/A7 3.T1 Exponent Laws with Variable Bases - Lesson Plan.docx
@@ -3225,7 +3225,26 @@
                 <w:color w:val="1A1A1A"/>
                 <w:sz w:val="20"/>
               </w:rPr>
-              <w:t>Rachel writes fifteen factors and Justina writes 3,375x</w:t>
+              <w:t>Rachel writes fifteen factors and Justina writes 2,744a</w:t>
+            </w:r>
+            <w:r>
+              <w:rPr>
+                <w:b w:val="0"/>
+                <w:i w:val="0"/>
+                <w:color w:val="1A1A1A"/>
+                <w:sz w:val="20"/>
+                <w:vertAlign w:val="superscript"/>
+              </w:rPr>
+              <w:t>9</w:t>
+            </w:r>
+            <w:r>
+              <w:rPr>
+                <w:b w:val="0"/>
+                <w:i w:val="0"/>
+                <w:color w:val="1A1A1A"/>
+                <w:sz w:val="20"/>
+              </w:rPr>
+              <w:t>b</w:t>
             </w:r>
             <w:r>
               <w:rPr>
@@ -3236,25 +3255,6 @@
                 <w:vertAlign w:val="superscript"/>
               </w:rPr>
               <w:t>3</w:t>
-            </w:r>
-            <w:r>
-              <w:rPr>
-                <w:b w:val="0"/>
-                <w:i w:val="0"/>
-                <w:color w:val="1A1A1A"/>
-                <w:sz w:val="20"/>
-              </w:rPr>
-              <w:t>y</w:t>
-            </w:r>
-            <w:r>
-              <w:rPr>
-                <w:b w:val="0"/>
-                <w:i w:val="0"/>
-                <w:color w:val="1A1A1A"/>
-                <w:sz w:val="20"/>
-                <w:vertAlign w:val="superscript"/>
-              </w:rPr>
-              <w:t>6</w:t>
             </w:r>
             <w:r>
               <w:rPr>
@@ -5145,7 +5145,7 @@
             <w:r>
               <w:drawing>
                 <wp:inline xmlns:a="http://schemas.openxmlformats.org/drawingml/2006/main" xmlns:pic="http://schemas.openxmlformats.org/drawingml/2006/picture">
-                  <wp:extent cx="249935" cy="252984"/>
+                  <wp:extent cx="265176" cy="249935"/>
                   <wp:docPr id="10" name="Picture 10"/>
                   <wp:cNvGraphicFramePr>
                     <a:graphicFrameLocks noChangeAspect="1"/>
@@ -5154,7 +5154,7 @@
                     <a:graphicData uri="http://schemas.openxmlformats.org/drawingml/2006/picture">
                       <pic:pic>
                         <pic:nvPicPr>
-                          <pic:cNvPr id="0" name="d54e7d2f3a0f00f0.png"/>
+                          <pic:cNvPr id="0" name="a03837185fbdb987.png"/>
                           <pic:cNvPicPr/>
                         </pic:nvPicPr>
                         <pic:blipFill>
@@ -5166,7 +5166,7 @@
                         <pic:spPr>
                           <a:xfrm>
                             <a:off x="0" y="0"/>
-                            <a:ext cx="249935" cy="252984"/>
+                            <a:ext cx="265176" cy="249935"/>
                           </a:xfrm>
                           <a:prstGeom prst="rect"/>
                         </pic:spPr>
@@ -5201,7 +5201,7 @@
             <w:r>
               <w:drawing>
                 <wp:inline xmlns:a="http://schemas.openxmlformats.org/drawingml/2006/main" xmlns:pic="http://schemas.openxmlformats.org/drawingml/2006/picture">
-                  <wp:extent cx="182880" cy="143256"/>
+                  <wp:extent cx="131064" cy="143256"/>
                   <wp:docPr id="11" name="Picture 11"/>
                   <wp:cNvGraphicFramePr>
                     <a:graphicFrameLocks noChangeAspect="1"/>
@@ -5210,7 +5210,7 @@
                     <a:graphicData uri="http://schemas.openxmlformats.org/drawingml/2006/picture">
                       <pic:pic>
                         <pic:nvPicPr>
-                          <pic:cNvPr id="0" name="e210c69bb97cb8cc.png"/>
+                          <pic:cNvPr id="0" name="9d66007ba07d5e8d.png"/>
                           <pic:cNvPicPr/>
                         </pic:nvPicPr>
                         <pic:blipFill>
@@ -5222,7 +5222,7 @@
                         <pic:spPr>
                           <a:xfrm>
                             <a:off x="0" y="0"/>
-                            <a:ext cx="182880" cy="143256"/>
+                            <a:ext cx="131064" cy="143256"/>
                           </a:xfrm>
                           <a:prstGeom prst="rect"/>
                         </pic:spPr>
@@ -5261,7 +5261,7 @@
                 <w:color w:val="1A1A1A"/>
                 <w:sz w:val="18"/>
               </w:rPr>
-              <w:t>m</w:t>
+              <w:t>c</w:t>
             </w:r>
             <w:r>
               <w:rPr>
@@ -5271,7 +5271,7 @@
                 <w:sz w:val="18"/>
                 <w:vertAlign w:val="superscript"/>
               </w:rPr>
-              <w:t>4</w:t>
+              <w:t>8</w:t>
             </w:r>
             <w:r>
               <w:rPr>
@@ -5280,7 +5280,7 @@
                 <w:color w:val="1A1A1A"/>
                 <w:sz w:val="18"/>
               </w:rPr>
-              <w:t>n — n</w:t>
+              <w:t>d — d</w:t>
             </w:r>
             <w:r>
               <w:rPr>
@@ -5299,7 +5299,7 @@
                 <w:color w:val="1A1A1A"/>
                 <w:sz w:val="18"/>
               </w:rPr>
-              <w:t xml:space="preserve"> read as n [8.AR.1.1: zero exponent]; 0 or m</w:t>
+              <w:t xml:space="preserve"> read as d [8.AR.1.1: zero exponent]; 0 or c</w:t>
             </w:r>
             <w:r>
               <w:rPr>
@@ -5309,7 +5309,7 @@
                 <w:sz w:val="18"/>
                 <w:vertAlign w:val="superscript"/>
               </w:rPr>
-              <w:t>4</w:t>
+              <w:t>8</w:t>
             </w:r>
             <w:r>
               <w:rPr>
@@ -5318,7 +5318,7 @@
                 <w:color w:val="1A1A1A"/>
                 <w:sz w:val="18"/>
               </w:rPr>
-              <w:t xml:space="preserve"> · 0 — n</w:t>
+              <w:t xml:space="preserve"> · 0 — d</w:t>
             </w:r>
             <w:r>
               <w:rPr>
@@ -5337,7 +5337,7 @@
                 <w:color w:val="1A1A1A"/>
                 <w:sz w:val="18"/>
               </w:rPr>
-              <w:t xml:space="preserve"> read as 0 [8.AR.1.1: zero exponent, n</w:t>
+              <w:t xml:space="preserve"> read as 0 [8.AR.1.1: zero exponent, d</w:t>
             </w:r>
             <w:r>
               <w:rPr>
@@ -5629,26 +5629,7 @@
                 <w:color w:val="1A1A1A"/>
                 <w:sz w:val="18"/>
               </w:rPr>
-              <w:t>Rachel writes (15xy</w:t>
-            </w:r>
-            <w:r>
-              <w:rPr>
-                <w:b w:val="0"/>
-                <w:i w:val="0"/>
-                <w:color w:val="1A1A1A"/>
-                <w:sz w:val="18"/>
-                <w:vertAlign w:val="superscript"/>
-              </w:rPr>
-              <w:t>2</w:t>
-            </w:r>
-            <w:r>
-              <w:rPr>
-                <w:b w:val="0"/>
-                <w:i w:val="0"/>
-                <w:color w:val="1A1A1A"/>
-                <w:sz w:val="18"/>
-              </w:rPr>
-              <w:t>)</w:t>
+              <w:t>Rachel writes (14a</w:t>
             </w:r>
             <w:r>
               <w:rPr>
@@ -5667,7 +5648,7 @@
                 <w:color w:val="1A1A1A"/>
                 <w:sz w:val="18"/>
               </w:rPr>
-              <w:t xml:space="preserve"> as 15 · 15 · 15 · x · x · x · y · y · y · y · y · y. Justina writes it as 3,375x</w:t>
+              <w:t>b)</w:t>
             </w:r>
             <w:r>
               <w:rPr>
@@ -5686,7 +5667,7 @@
                 <w:color w:val="1A1A1A"/>
                 <w:sz w:val="18"/>
               </w:rPr>
-              <w:t>y</w:t>
+              <w:t xml:space="preserve"> as 14 · 14 · 14 · a · a · a · a · a · a · a · a · a · b · b · b. Justina writes it as 2,744a</w:t>
             </w:r>
             <w:r>
               <w:rPr>
@@ -5696,7 +5677,26 @@
                 <w:sz w:val="18"/>
                 <w:vertAlign w:val="superscript"/>
               </w:rPr>
-              <w:t>6</w:t>
+              <w:t>9</w:t>
+            </w:r>
+            <w:r>
+              <w:rPr>
+                <w:b w:val="0"/>
+                <w:i w:val="0"/>
+                <w:color w:val="1A1A1A"/>
+                <w:sz w:val="18"/>
+              </w:rPr>
+              <w:t>b</w:t>
+            </w:r>
+            <w:r>
+              <w:rPr>
+                <w:b w:val="0"/>
+                <w:i w:val="0"/>
+                <w:color w:val="1A1A1A"/>
+                <w:sz w:val="18"/>
+                <w:vertAlign w:val="superscript"/>
+              </w:rPr>
+              <w:t>3</w:t>
             </w:r>
             <w:r>
               <w:rPr>
@@ -5736,7 +5736,7 @@
                 <w:color w:val="9E1B32"/>
                 <w:sz w:val="18"/>
               </w:rPr>
-              <w:t>Both are correct; 15</w:t>
+              <w:t>Both are correct; 14</w:t>
             </w:r>
             <w:r>
               <w:rPr>
@@ -5755,7 +5755,26 @@
                 <w:color w:val="9E1B32"/>
                 <w:sz w:val="18"/>
               </w:rPr>
-              <w:t xml:space="preserve"> = 3,375, x · x · x = x</w:t>
+              <w:t xml:space="preserve"> = 2,744, nine a's make a</w:t>
+            </w:r>
+            <w:r>
+              <w:rPr>
+                <w:b/>
+                <w:i/>
+                <w:color w:val="9E1B32"/>
+                <w:sz w:val="18"/>
+                <w:vertAlign w:val="superscript"/>
+              </w:rPr>
+              <w:t>9</w:t>
+            </w:r>
+            <w:r>
+              <w:rPr>
+                <w:b/>
+                <w:i/>
+                <w:color w:val="9E1B32"/>
+                <w:sz w:val="18"/>
+              </w:rPr>
+              <w:t>, and b · b · b = b</w:t>
             </w:r>
             <w:r>
               <w:rPr>
@@ -5766,25 +5785,6 @@
                 <w:vertAlign w:val="superscript"/>
               </w:rPr>
               <w:t>3</w:t>
-            </w:r>
-            <w:r>
-              <w:rPr>
-                <w:b/>
-                <w:i/>
-                <w:color w:val="9E1B32"/>
-                <w:sz w:val="18"/>
-              </w:rPr>
-              <w:t>, and six y's make y</w:t>
-            </w:r>
-            <w:r>
-              <w:rPr>
-                <w:b/>
-                <w:i/>
-                <w:color w:val="9E1B32"/>
-                <w:sz w:val="18"/>
-                <w:vertAlign w:val="superscript"/>
-              </w:rPr>
-              <w:t>6</w:t>
             </w:r>
             <w:r>
               <w:rPr>
@@ -5824,7 +5824,26 @@
                 <w:color w:val="1A1A1A"/>
                 <w:sz w:val="18"/>
               </w:rPr>
-              <w:t>'Justina only' — the expanded form is not recognized as equivalent [8.AR.1.1: generate equivalent expressions]; 'Rachel only' or '15x</w:t>
+              <w:t>'Justina only' — the expanded form is not recognized as equivalent [8.AR.1.1: generate equivalent expressions]; 'Rachel only' or '14a</w:t>
+            </w:r>
+            <w:r>
+              <w:rPr>
+                <w:b w:val="0"/>
+                <w:i w:val="0"/>
+                <w:color w:val="1A1A1A"/>
+                <w:sz w:val="18"/>
+                <w:vertAlign w:val="superscript"/>
+              </w:rPr>
+              <w:t>9</w:t>
+            </w:r>
+            <w:r>
+              <w:rPr>
+                <w:b w:val="0"/>
+                <w:i w:val="0"/>
+                <w:color w:val="1A1A1A"/>
+                <w:sz w:val="18"/>
+              </w:rPr>
+              <w:t>b</w:t>
             </w:r>
             <w:r>
               <w:rPr>
@@ -5843,7 +5862,7 @@
                 <w:color w:val="1A1A1A"/>
                 <w:sz w:val="18"/>
               </w:rPr>
-              <w:t>y</w:t>
+              <w:t>' — the coefficient was not cubed [B1G-M 8.AR.1.1: power of a product]; '42a</w:t>
             </w:r>
             <w:r>
               <w:rPr>
@@ -5853,7 +5872,7 @@
                 <w:sz w:val="18"/>
                 <w:vertAlign w:val="superscript"/>
               </w:rPr>
-              <w:t>6</w:t>
+              <w:t>9</w:t>
             </w:r>
             <w:r>
               <w:rPr>
@@ -5862,7 +5881,7 @@
                 <w:color w:val="1A1A1A"/>
                 <w:sz w:val="18"/>
               </w:rPr>
-              <w:t>' — the coefficient was not cubed [B1G-M 8.AR.1.1: power of a product]; '45x</w:t>
+              <w:t>b</w:t>
             </w:r>
             <w:r>
               <w:rPr>
@@ -5873,25 +5892,6 @@
                 <w:vertAlign w:val="superscript"/>
               </w:rPr>
               <w:t>3</w:t>
-            </w:r>
-            <w:r>
-              <w:rPr>
-                <w:b w:val="0"/>
-                <w:i w:val="0"/>
-                <w:color w:val="1A1A1A"/>
-                <w:sz w:val="18"/>
-              </w:rPr>
-              <w:t>y</w:t>
-            </w:r>
-            <w:r>
-              <w:rPr>
-                <w:b w:val="0"/>
-                <w:i w:val="0"/>
-                <w:color w:val="1A1A1A"/>
-                <w:sz w:val="18"/>
-                <w:vertAlign w:val="superscript"/>
-              </w:rPr>
-              <w:t>6</w:t>
             </w:r>
             <w:r>
               <w:rPr>
@@ -6327,7 +6327,7 @@
                 <w:color w:val="1A1A1A"/>
                 <w:sz w:val="21"/>
               </w:rPr>
-              <w:t xml:space="preserve">  Board 9 is written work and it is the exit evidence: the student has to say that both forms are the same expression and show that 15</w:t>
+              <w:t xml:space="preserve">  Board 9 is written work and it is the exit evidence: the student has to say that both forms are the same expression and show that 14</w:t>
             </w:r>
             <w:r>
               <w:rPr>
@@ -6346,7 +6346,7 @@
                 <w:color w:val="1A1A1A"/>
                 <w:sz w:val="21"/>
               </w:rPr>
-              <w:t xml:space="preserve"> is 3,375. Read the boards, not the papers.</w:t>
+              <w:t xml:space="preserve"> is 2,744. Read the boards, not the papers.</w:t>
             </w:r>
           </w:p>
           <w:p>
@@ -6437,7 +6437,7 @@
                 <w:color w:val="1A1A1A"/>
                 <w:sz w:val="21"/>
               </w:rPr>
-              <w:t xml:space="preserve">  Whiteboards and markers. Calculators are allowed on everything; there is little for them to do today beyond 15</w:t>
+              <w:t xml:space="preserve">  Whiteboards and markers. Calculators are allowed on everything; there is little for them to do today beyond 14</w:t>
             </w:r>
             <w:r>
               <w:rPr>
@@ -6456,7 +6456,7 @@
                 <w:color w:val="1A1A1A"/>
                 <w:sz w:val="21"/>
               </w:rPr>
-              <w:t>.</w:t>
+              <w:t xml:space="preserve"> on whiteboard 9.</w:t>
             </w:r>
           </w:p>
           <w:p>

--- a/a7/build/out/u3/A7 3.T1 Exponent Laws with Variable Bases - Lesson Plan.docx
+++ b/a7/build/out/u3/A7 3.T1 Exponent Laws with Variable Bases - Lesson Plan.docx
@@ -4087,7 +4087,7 @@
                     <a:graphicData uri="http://schemas.openxmlformats.org/drawingml/2006/picture">
                       <pic:pic>
                         <pic:nvPicPr>
-                          <pic:cNvPr id="0" name="e1e763305326f8fb.png"/>
+                          <pic:cNvPr id="0" name="3d6b231ce16d674c.png"/>
                           <pic:cNvPicPr/>
                         </pic:nvPicPr>
                         <pic:blipFill>
@@ -4134,7 +4134,7 @@
             <w:r>
               <w:drawing>
                 <wp:inline xmlns:a="http://schemas.openxmlformats.org/drawingml/2006/main" xmlns:pic="http://schemas.openxmlformats.org/drawingml/2006/picture">
-                  <wp:extent cx="201168" cy="173736"/>
+                  <wp:extent cx="198120" cy="173736"/>
                   <wp:docPr id="4" name="Picture 4"/>
                   <wp:cNvGraphicFramePr>
                     <a:graphicFrameLocks noChangeAspect="1"/>
@@ -4143,7 +4143,7 @@
                     <a:graphicData uri="http://schemas.openxmlformats.org/drawingml/2006/picture">
                       <pic:pic>
                         <pic:nvPicPr>
-                          <pic:cNvPr id="0" name="f35f03374221c32f.png"/>
+                          <pic:cNvPr id="0" name="c3fb6e06f007a080.png"/>
                           <pic:cNvPicPr/>
                         </pic:nvPicPr>
                         <pic:blipFill>
@@ -4155,7 +4155,7 @@
                         <pic:spPr>
                           <a:xfrm>
                             <a:off x="0" y="0"/>
-                            <a:ext cx="201168" cy="173736"/>
+                            <a:ext cx="198120" cy="173736"/>
                           </a:xfrm>
                           <a:prstGeom prst="rect"/>
                         </pic:spPr>
@@ -4204,7 +4204,7 @@
                 <w:sz w:val="18"/>
                 <w:vertAlign w:val="superscript"/>
               </w:rPr>
-              <w:t>7</w:t>
+              <w:t>8</w:t>
             </w:r>
             <w:r>
               <w:rPr>
